--- a/cv/CV-ĐÀO TIẾN NAM.docx
+++ b/cv/CV-ĐÀO TIẾN NAM.docx
@@ -765,7 +765,7 @@
                 <w:color w:val="595959"/>
                 <w:rtl w:val="0"/>
               </w:rPr>
-              <w:t xml:space="preserve">TECHCOMBANK</w:t>
+              <w:t xml:space="preserve">ALPHAWAY TECHNOLOGY</w:t>
             </w:r>
             <w:r>
               <w:rPr>
@@ -803,7 +803,7 @@
               <w:rPr>
                 <w:rtl w:val="0"/>
               </w:rPr>
-              <w:t xml:space="preserve">Full-time Angular developer</w:t>
+              <w:t xml:space="preserve">Full-time Angular developer at Techcombank</w:t>
             </w:r>
           </w:p>
           <w:p>
@@ -1046,7 +1046,7 @@
                 <w:color w:val="595959"/>
                 <w:rtl w:val="0"/>
               </w:rPr>
-              <w:t xml:space="preserve">MCREDIT</w:t>
+              <w:t xml:space="preserve">STARKURA CO.,LTD</w:t>
             </w:r>
             <w:r>
               <w:rPr>
@@ -1112,7 +1112,7 @@
               <w:rPr>
                 <w:rtl w:val="0"/>
               </w:rPr>
-              <w:t xml:space="preserve">Angular developer</w:t>
+              <w:t xml:space="preserve">Angular developer at MCredit</w:t>
             </w:r>
             <w:r>
               <w:rPr>
